--- a/screenshots/de_trainee_normalization.docx
+++ b/screenshots/de_trainee_normalization.docx
@@ -2563,6 +2563,108 @@
         <w:pStyle w:val="a7"/>
         <w:numPr>
           <w:ilvl w:val="0"/>
+          <w:numId w:val="8"/>
+        </w:numPr>
+        <w:spacing w:after="120"/>
+        <w:rPr>
+          <w:rFonts w:ascii="Times New Roman" w:hAnsi="Times New Roman" w:cs="Times New Roman"/>
+          <w:sz w:val="28"/>
+          <w:szCs w:val="28"/>
+          <w:lang w:val="en-US"/>
+        </w:rPr>
+      </w:pPr>
+      <w:proofErr w:type="spellStart"/>
+      <w:r>
+        <w:rPr>
+          <w:rFonts w:ascii="Times New Roman" w:hAnsi="Times New Roman" w:cs="Times New Roman"/>
+          <w:sz w:val="28"/>
+          <w:szCs w:val="28"/>
+          <w:lang w:val="en-US"/>
+        </w:rPr>
+        <w:t>RegistrationDate</w:t>
+      </w:r>
+      <w:proofErr w:type="spellEnd"/>
+      <w:r>
+        <w:rPr>
+          <w:rFonts w:ascii="Times New Roman" w:hAnsi="Times New Roman" w:cs="Times New Roman"/>
+          <w:sz w:val="28"/>
+          <w:szCs w:val="28"/>
+          <w:lang w:val="en-US"/>
+        </w:rPr>
+        <w:t>:</w:t>
+      </w:r>
+      <w:r>
+        <w:rPr>
+          <w:rFonts w:ascii="Consolas" w:eastAsia="Times New Roman" w:hAnsi="Consolas" w:cs="Courier New"/>
+          <w:color w:val="F9FAFB"/>
+          <w:kern w:val="0"/>
+          <w:sz w:val="20"/>
+          <w:szCs w:val="20"/>
+          <w:lang w:val="en-US" w:eastAsia="ru-RU"/>
+          <w14:ligatures w14:val="none"/>
+        </w:rPr>
+        <w:t xml:space="preserve"> </w:t>
+      </w:r>
+      <w:r>
+        <w:rPr>
+          <w:rFonts w:ascii="Times New Roman" w:hAnsi="Times New Roman" w:cs="Times New Roman"/>
+          <w:sz w:val="28"/>
+          <w:szCs w:val="28"/>
+          <w:lang w:val="en-US"/>
+        </w:rPr>
+        <w:t>TIMESTAMP, NOT NULL, DEFAULT CURRENT_TIMESTAMP</w:t>
+      </w:r>
+    </w:p>
+    <w:p>
+      <w:pPr>
+        <w:pStyle w:val="a7"/>
+        <w:numPr>
+          <w:ilvl w:val="0"/>
+          <w:numId w:val="8"/>
+        </w:numPr>
+        <w:spacing w:after="120"/>
+        <w:rPr>
+          <w:rFonts w:ascii="Times New Roman" w:hAnsi="Times New Roman" w:cs="Times New Roman"/>
+          <w:sz w:val="28"/>
+          <w:szCs w:val="28"/>
+          <w:lang w:val="en-US"/>
+        </w:rPr>
+      </w:pPr>
+      <w:r>
+        <w:rPr>
+          <w:rFonts w:ascii="Times New Roman" w:hAnsi="Times New Roman" w:cs="Times New Roman"/>
+          <w:sz w:val="28"/>
+          <w:szCs w:val="28"/>
+          <w:lang w:val="en-US"/>
+        </w:rPr>
+        <w:t xml:space="preserve">Status: </w:t>
+      </w:r>
+      <w:proofErr w:type="gramStart"/>
+      <w:r>
+        <w:rPr>
+          <w:rFonts w:ascii="Times New Roman" w:hAnsi="Times New Roman" w:cs="Times New Roman"/>
+          <w:sz w:val="28"/>
+          <w:szCs w:val="28"/>
+          <w:lang w:val="en-US"/>
+        </w:rPr>
+        <w:t>VARCHAR(</w:t>
+      </w:r>
+      <w:proofErr w:type="gramEnd"/>
+      <w:r>
+        <w:rPr>
+          <w:rFonts w:ascii="Times New Roman" w:hAnsi="Times New Roman" w:cs="Times New Roman"/>
+          <w:sz w:val="28"/>
+          <w:szCs w:val="28"/>
+          <w:lang w:val="en-US"/>
+        </w:rPr>
+        <w:t>20), NOT NULL, DEFAULT 'active'</w:t>
+      </w:r>
+    </w:p>
+    <w:p>
+      <w:pPr>
+        <w:pStyle w:val="a7"/>
+        <w:numPr>
+          <w:ilvl w:val="0"/>
           <w:numId w:val="9"/>
         </w:numPr>
         <w:spacing w:after="120"/>
@@ -2875,6 +2977,86 @@
     <w:p>
       <w:pPr>
         <w:pStyle w:val="a7"/>
+        <w:numPr>
+          <w:ilvl w:val="0"/>
+          <w:numId w:val="11"/>
+        </w:numPr>
+        <w:spacing w:after="120"/>
+        <w:rPr>
+          <w:rFonts w:ascii="Times New Roman" w:hAnsi="Times New Roman" w:cs="Times New Roman"/>
+          <w:sz w:val="28"/>
+          <w:szCs w:val="28"/>
+          <w:lang w:val="en-US"/>
+        </w:rPr>
+      </w:pPr>
+      <w:proofErr w:type="spellStart"/>
+      <w:r>
+        <w:rPr>
+          <w:rFonts w:ascii="Times New Roman" w:hAnsi="Times New Roman" w:cs="Times New Roman"/>
+          <w:sz w:val="28"/>
+          <w:szCs w:val="28"/>
+          <w:lang w:val="en-US"/>
+        </w:rPr>
+        <w:t>CHK_Status</w:t>
+      </w:r>
+      <w:proofErr w:type="spellEnd"/>
+      <w:r>
+        <w:rPr>
+          <w:rFonts w:ascii="Times New Roman" w:hAnsi="Times New Roman" w:cs="Times New Roman"/>
+          <w:sz w:val="28"/>
+          <w:szCs w:val="28"/>
+          <w:lang w:val="en-US"/>
+        </w:rPr>
+        <w:t xml:space="preserve">: CHECK </w:t>
+      </w:r>
+      <w:r>
+        <w:rPr>
+          <w:rFonts w:ascii="Times New Roman" w:hAnsi="Times New Roman" w:cs="Times New Roman"/>
+          <w:sz w:val="28"/>
+          <w:szCs w:val="28"/>
+          <w:lang w:val="en-US"/>
+        </w:rPr>
+        <w:t>(Status IN ('active', 'cancelled', 'waitlist'))</w:t>
+      </w:r>
+    </w:p>
+    <w:p>
+      <w:pPr>
+        <w:pStyle w:val="a7"/>
+        <w:spacing w:after="120"/>
+        <w:ind w:left="1428"/>
+        <w:rPr>
+          <w:rFonts w:ascii="Times New Roman" w:hAnsi="Times New Roman" w:cs="Times New Roman"/>
+          <w:sz w:val="28"/>
+          <w:szCs w:val="28"/>
+          <w:lang w:val="en-US"/>
+        </w:rPr>
+      </w:pPr>
+    </w:p>
+    <w:p>
+      <w:pPr>
+        <w:spacing w:after="120"/>
+        <w:rPr>
+          <w:rFonts w:ascii="Times New Roman" w:hAnsi="Times New Roman" w:cs="Times New Roman"/>
+          <w:sz w:val="28"/>
+          <w:szCs w:val="28"/>
+          <w:lang w:val="en-US"/>
+        </w:rPr>
+      </w:pPr>
+    </w:p>
+    <w:p>
+      <w:pPr>
+        <w:spacing w:after="120"/>
+        <w:rPr>
+          <w:rFonts w:ascii="Times New Roman" w:hAnsi="Times New Roman" w:cs="Times New Roman"/>
+          <w:sz w:val="28"/>
+          <w:szCs w:val="28"/>
+          <w:lang w:val="en-US"/>
+        </w:rPr>
+      </w:pPr>
+    </w:p>
+    <w:p>
+      <w:pPr>
+        <w:pStyle w:val="a7"/>
         <w:spacing w:after="120"/>
         <w:ind w:left="-65"/>
         <w:rPr>
@@ -2905,112 +3087,20 @@
         <w:ind w:left="-65"/>
         <w:rPr>
           <w:rFonts w:ascii="Times New Roman" w:hAnsi="Times New Roman" w:cs="Times New Roman"/>
-          <w:sz w:val="28"/>
-          <w:szCs w:val="28"/>
-          <w:lang w:val="en-US"/>
-        </w:rPr>
-      </w:pPr>
-    </w:p>
-    <w:p>
-      <w:pPr>
-        <w:pStyle w:val="a7"/>
-        <w:spacing w:after="120"/>
-        <w:ind w:left="-65"/>
-        <w:rPr>
-          <w:rFonts w:ascii="Times New Roman" w:hAnsi="Times New Roman" w:cs="Times New Roman"/>
-          <w:sz w:val="28"/>
-          <w:szCs w:val="28"/>
-          <w:lang w:val="en-US"/>
-        </w:rPr>
-      </w:pPr>
-    </w:p>
-    <w:p>
-      <w:pPr>
-        <w:pStyle w:val="a7"/>
-        <w:spacing w:after="120"/>
-        <w:ind w:left="-65"/>
-        <w:rPr>
-          <w:rFonts w:ascii="Times New Roman" w:hAnsi="Times New Roman" w:cs="Times New Roman"/>
-          <w:sz w:val="28"/>
-          <w:szCs w:val="28"/>
-          <w:lang w:val="en-US"/>
-        </w:rPr>
-      </w:pPr>
-    </w:p>
-    <w:p>
-      <w:pPr>
-        <w:pStyle w:val="a7"/>
-        <w:spacing w:after="120"/>
-        <w:ind w:left="-65"/>
-        <w:rPr>
-          <w:rFonts w:ascii="Times New Roman" w:hAnsi="Times New Roman" w:cs="Times New Roman"/>
-          <w:sz w:val="28"/>
-          <w:szCs w:val="28"/>
-          <w:lang w:val="en-US"/>
-        </w:rPr>
-      </w:pPr>
-    </w:p>
-    <w:p>
-      <w:pPr>
-        <w:pStyle w:val="a7"/>
-        <w:spacing w:after="120"/>
-        <w:ind w:left="-65"/>
-        <w:rPr>
-          <w:rFonts w:ascii="Times New Roman" w:hAnsi="Times New Roman" w:cs="Times New Roman"/>
-          <w:sz w:val="28"/>
-          <w:szCs w:val="28"/>
-          <w:lang w:val="en-US"/>
-        </w:rPr>
-      </w:pPr>
-    </w:p>
-    <w:p>
-      <w:pPr>
-        <w:pStyle w:val="a7"/>
-        <w:spacing w:after="120"/>
-        <w:ind w:left="-65"/>
-        <w:rPr>
-          <w:rFonts w:ascii="Times New Roman" w:hAnsi="Times New Roman" w:cs="Times New Roman"/>
-          <w:sz w:val="28"/>
-          <w:szCs w:val="28"/>
-          <w:lang w:val="en-US"/>
-        </w:rPr>
-      </w:pPr>
-    </w:p>
-    <w:p>
-      <w:pPr>
-        <w:pStyle w:val="a7"/>
-        <w:spacing w:after="120"/>
-        <w:ind w:left="-65"/>
-        <w:rPr>
-          <w:rFonts w:ascii="Times New Roman" w:hAnsi="Times New Roman" w:cs="Times New Roman"/>
-          <w:sz w:val="28"/>
-          <w:szCs w:val="28"/>
-          <w:lang w:val="en-US"/>
-        </w:rPr>
-      </w:pPr>
-    </w:p>
-    <w:p>
-      <w:pPr>
-        <w:pStyle w:val="a7"/>
-        <w:spacing w:after="120"/>
-        <w:ind w:left="-65"/>
-        <w:rPr>
-          <w:rFonts w:ascii="Times New Roman" w:hAnsi="Times New Roman" w:cs="Times New Roman"/>
-          <w:b/>
-          <w:bCs/>
-          <w:sz w:val="28"/>
-          <w:szCs w:val="28"/>
-        </w:rPr>
-      </w:pPr>
-      <w:r>
-        <w:rPr>
-          <w:rFonts w:ascii="Times New Roman" w:hAnsi="Times New Roman" w:cs="Times New Roman"/>
-          <w:b/>
-          <w:bCs/>
-          <w:sz w:val="28"/>
-          <w:szCs w:val="28"/>
-        </w:rPr>
-        <w:lastRenderedPageBreak/>
+          <w:b/>
+          <w:bCs/>
+          <w:sz w:val="28"/>
+          <w:szCs w:val="28"/>
+        </w:rPr>
+      </w:pPr>
+      <w:r>
+        <w:rPr>
+          <w:rFonts w:ascii="Times New Roman" w:hAnsi="Times New Roman" w:cs="Times New Roman"/>
+          <w:b/>
+          <w:bCs/>
+          <w:sz w:val="28"/>
+          <w:szCs w:val="28"/>
+        </w:rPr>
         <w:t>Взаимосвязи:</w:t>
       </w:r>
     </w:p>
@@ -3662,6 +3752,107 @@
     </w:p>
     <w:p>
       <w:pPr>
+        <w:spacing w:after="120"/>
+        <w:rPr>
+          <w:rFonts w:ascii="Times New Roman" w:hAnsi="Times New Roman" w:cs="Times New Roman"/>
+          <w:sz w:val="28"/>
+          <w:szCs w:val="28"/>
+          <w:lang w:val="en-US"/>
+        </w:rPr>
+      </w:pPr>
+      <w:r>
+        <w:rPr>
+          <w:rFonts w:ascii="Times New Roman" w:hAnsi="Times New Roman" w:cs="Times New Roman"/>
+          <w:b/>
+          <w:bCs/>
+          <w:sz w:val="28"/>
+          <w:szCs w:val="28"/>
+        </w:rPr>
+        <w:t>-</w:t>
+      </w:r>
+      <w:proofErr w:type="spellStart"/>
+      <w:r>
+        <w:rPr>
+          <w:rFonts w:ascii="Times New Roman" w:hAnsi="Times New Roman" w:cs="Times New Roman"/>
+          <w:b/>
+          <w:bCs/>
+          <w:sz w:val="28"/>
+          <w:szCs w:val="28"/>
+        </w:rPr>
+        <w:t>Clients</w:t>
+      </w:r>
+      <w:proofErr w:type="spellEnd"/>
+      <w:r>
+        <w:rPr>
+          <w:rFonts w:ascii="Times New Roman" w:hAnsi="Times New Roman" w:cs="Times New Roman"/>
+          <w:b/>
+          <w:bCs/>
+          <w:sz w:val="28"/>
+          <w:szCs w:val="28"/>
+        </w:rPr>
+        <w:t xml:space="preserve"> и </w:t>
+      </w:r>
+      <w:proofErr w:type="spellStart"/>
+      <w:r>
+        <w:rPr>
+          <w:rFonts w:ascii="Times New Roman" w:hAnsi="Times New Roman" w:cs="Times New Roman"/>
+          <w:b/>
+          <w:bCs/>
+          <w:sz w:val="28"/>
+          <w:szCs w:val="28"/>
+        </w:rPr>
+        <w:t>GroupClasses</w:t>
+      </w:r>
+      <w:proofErr w:type="spellEnd"/>
+      <w:r>
+        <w:rPr>
+          <w:rFonts w:ascii="Times New Roman" w:hAnsi="Times New Roman" w:cs="Times New Roman"/>
+          <w:b/>
+          <w:bCs/>
+          <w:sz w:val="28"/>
+          <w:szCs w:val="28"/>
+        </w:rPr>
+        <w:t xml:space="preserve"> (Многие-ко-Многим):</w:t>
+      </w:r>
+      <w:r>
+        <w:rPr>
+          <w:rFonts w:ascii="Times New Roman" w:hAnsi="Times New Roman" w:cs="Times New Roman"/>
+          <w:sz w:val="28"/>
+          <w:szCs w:val="28"/>
+        </w:rPr>
+        <w:t xml:space="preserve"> </w:t>
+      </w:r>
+    </w:p>
+    <w:p>
+      <w:pPr>
+        <w:spacing w:after="120"/>
+        <w:rPr>
+          <w:rFonts w:ascii="Times New Roman" w:hAnsi="Times New Roman" w:cs="Times New Roman"/>
+          <w:sz w:val="28"/>
+          <w:szCs w:val="28"/>
+        </w:rPr>
+      </w:pPr>
+      <w:r>
+        <w:rPr>
+          <w:rFonts w:ascii="Times New Roman" w:hAnsi="Times New Roman" w:cs="Times New Roman"/>
+          <w:sz w:val="28"/>
+          <w:szCs w:val="28"/>
+        </w:rPr>
+        <w:t xml:space="preserve">Клиент может записаться на множество занятий, и каждое занятие может быть посещено множеством клиентов. </w:t>
+      </w:r>
+    </w:p>
+    <w:p>
+      <w:pPr>
+        <w:spacing w:after="120"/>
+        <w:rPr>
+          <w:rFonts w:ascii="Times New Roman" w:hAnsi="Times New Roman" w:cs="Times New Roman"/>
+          <w:sz w:val="28"/>
+          <w:szCs w:val="28"/>
+        </w:rPr>
+      </w:pPr>
+    </w:p>
+    <w:p>
+      <w:pPr>
         <w:pStyle w:val="a7"/>
         <w:spacing w:after="120"/>
         <w:ind w:left="-65"/>
@@ -3671,7 +3862,6 @@
           <w:bCs/>
           <w:sz w:val="28"/>
           <w:szCs w:val="28"/>
-          <w:lang w:val="en-US"/>
         </w:rPr>
       </w:pPr>
     </w:p>
@@ -3686,7 +3876,6 @@
           <w:bCs/>
           <w:sz w:val="28"/>
           <w:szCs w:val="28"/>
-          <w:lang w:val="en-US"/>
         </w:rPr>
       </w:pPr>
     </w:p>
@@ -5648,7 +5837,6 @@
   <w:style w:type="character" w:default="1" w:styleId="a0">
     <w:name w:val="Default Paragraph Font"/>
     <w:uiPriority w:val="1"/>
-    <w:semiHidden/>
     <w:unhideWhenUsed/>
   </w:style>
   <w:style w:type="table" w:default="1" w:styleId="a1">
@@ -6033,6 +6221,36 @@
       <w:szCs w:val="20"/>
     </w:rPr>
   </w:style>
+  <w:style w:type="paragraph" w:styleId="HTML0">
+    <w:name w:val="HTML Preformatted"/>
+    <w:basedOn w:val="a"/>
+    <w:link w:val="HTML1"/>
+    <w:uiPriority w:val="99"/>
+    <w:semiHidden/>
+    <w:unhideWhenUsed/>
+    <w:rsid w:val="00C42353"/>
+    <w:pPr>
+      <w:spacing w:after="0" w:line="240" w:lineRule="auto"/>
+    </w:pPr>
+    <w:rPr>
+      <w:rFonts w:ascii="Consolas" w:hAnsi="Consolas"/>
+      <w:sz w:val="20"/>
+      <w:szCs w:val="20"/>
+    </w:rPr>
+  </w:style>
+  <w:style w:type="character" w:customStyle="1" w:styleId="HTML1">
+    <w:name w:val="Стандартный HTML Знак"/>
+    <w:basedOn w:val="a0"/>
+    <w:link w:val="HTML0"/>
+    <w:uiPriority w:val="99"/>
+    <w:semiHidden/>
+    <w:rsid w:val="00C42353"/>
+    <w:rPr>
+      <w:rFonts w:ascii="Consolas" w:hAnsi="Consolas"/>
+      <w:sz w:val="20"/>
+      <w:szCs w:val="20"/>
+    </w:rPr>
+  </w:style>
 </w:styles>
 </file>
 
